--- a/a2-四级翻译/四级翻译题目1.docx
+++ b/a2-四级翻译/四级翻译题目1.docx
@@ -1,6 +1,6 @@
 
 <file path=word/document.xml><?xml version="1.0" encoding="utf-8"?>
-<w:document xmlns:wpc="http://schemas.microsoft.com/office/word/2010/wordprocessingCanvas" xmlns:cx="http://schemas.microsoft.com/office/drawing/2014/chartex" xmlns:cx1="http://schemas.microsoft.com/office/drawing/2015/9/8/chartex" xmlns:cx2="http://schemas.microsoft.com/office/drawing/2015/10/21/chartex" xmlns:cx3="http://schemas.microsoft.com/office/drawing/2016/5/9/chartex" xmlns:cx4="http://schemas.microsoft.com/office/drawing/2016/5/10/chartex" xmlns:cx5="http://schemas.microsoft.com/office/drawing/2016/5/11/chartex" xmlns:cx6="http://schemas.microsoft.com/office/drawing/2016/5/12/chartex" xmlns:cx7="http://schemas.microsoft.com/office/drawing/2016/5/13/chartex" xmlns:cx8="http://schemas.microsoft.com/office/drawing/2016/5/14/chartex" xmlns:mc="http://schemas.openxmlformats.org/markup-compatibility/2006" xmlns:aink="http://schemas.microsoft.com/office/drawing/2016/ink" xmlns:am3d="http://schemas.microsoft.com/office/drawing/2017/model3d" xmlns:o="urn:schemas-microsoft-com:office:office" xmlns:oel="http://schemas.microsoft.com/office/2019/extlst" xmlns:r="http://schemas.openxmlformats.org/officeDocument/2006/relationships" xmlns:m="http://schemas.openxmlformats.org/officeDocument/2006/math" xmlns:v="urn:schemas-microsoft-com:vml" xmlns:wp14="http://schemas.microsoft.com/office/word/2010/wordprocessingDrawing" xmlns:wp="http://schemas.openxmlformats.org/drawingml/2006/wordprocessingDrawing" xmlns:w10="urn:schemas-microsoft-com:office:word" xmlns:w="http://schemas.openxmlformats.org/wordprocessingml/2006/main" xmlns:w14="http://schemas.microsoft.com/office/word/2010/wordml" xmlns:w15="http://schemas.microsoft.com/office/word/2012/wordml" xmlns:w16cex="http://schemas.microsoft.com/office/word/2018/wordml/cex" xmlns:w16cid="http://schemas.microsoft.com/office/word/2016/wordml/cid" xmlns:w16="http://schemas.microsoft.com/office/word/2018/wordml" xmlns:w16du="http://schemas.microsoft.com/office/word/2023/wordml/word16du" xmlns:w16sdtdh="http://schemas.microsoft.com/office/word/2020/wordml/sdtdatahash" xmlns:w16se="http://schemas.microsoft.com/office/word/2015/wordml/symex" xmlns:wpg="http://schemas.microsoft.com/office/word/2010/wordprocessingGroup" xmlns:wpi="http://schemas.microsoft.com/office/word/2010/wordprocessingInk" xmlns:wne="http://schemas.microsoft.com/office/word/2006/wordml" xmlns:wps="http://schemas.microsoft.com/office/word/2010/wordprocessingShape" mc:Ignorable="w14 w15 w16se w16cid w16 w16cex w16sdtdh w16du wp14">
+<w:document xmlns:wpc="http://schemas.microsoft.com/office/word/2010/wordprocessingCanvas" xmlns:cx="http://schemas.microsoft.com/office/drawing/2014/chartex" xmlns:cx1="http://schemas.microsoft.com/office/drawing/2015/9/8/chartex" xmlns:cx2="http://schemas.microsoft.com/office/drawing/2015/10/21/chartex" xmlns:cx3="http://schemas.microsoft.com/office/drawing/2016/5/9/chartex" xmlns:cx4="http://schemas.microsoft.com/office/drawing/2016/5/10/chartex" xmlns:cx5="http://schemas.microsoft.com/office/drawing/2016/5/11/chartex" xmlns:cx6="http://schemas.microsoft.com/office/drawing/2016/5/12/chartex" xmlns:cx7="http://schemas.microsoft.com/office/drawing/2016/5/13/chartex" xmlns:cx8="http://schemas.microsoft.com/office/drawing/2016/5/14/chartex" xmlns:mc="http://schemas.openxmlformats.org/markup-compatibility/2006" xmlns:aink="http://schemas.microsoft.com/office/drawing/2016/ink" xmlns:am3d="http://schemas.microsoft.com/office/drawing/2017/model3d" xmlns:o="urn:schemas-microsoft-com:office:office" xmlns:oel="http://schemas.microsoft.com/office/2019/extlst" xmlns:r="http://schemas.openxmlformats.org/officeDocument/2006/relationships" xmlns:m="http://schemas.openxmlformats.org/officeDocument/2006/math" xmlns:v="urn:schemas-microsoft-com:vml" xmlns:wp14="http://schemas.microsoft.com/office/word/2010/wordprocessingDrawing" xmlns:wp="http://schemas.openxmlformats.org/drawingml/2006/wordprocessingDrawing" xmlns:w10="urn:schemas-microsoft-com:office:word" xmlns:w="http://schemas.openxmlformats.org/wordprocessingml/2006/main" xmlns:w14="http://schemas.microsoft.com/office/word/2010/wordml" xmlns:w15="http://schemas.microsoft.com/office/word/2012/wordml" xmlns:w16cex="http://schemas.microsoft.com/office/word/2018/wordml/cex" xmlns:w16cid="http://schemas.microsoft.com/office/word/2016/wordml/cid" xmlns:w16="http://schemas.microsoft.com/office/word/2018/wordml" xmlns:w16sdtdh="http://schemas.microsoft.com/office/word/2020/wordml/sdtdatahash" xmlns:w16se="http://schemas.microsoft.com/office/word/2015/wordml/symex" xmlns:wpg="http://schemas.microsoft.com/office/word/2010/wordprocessingGroup" xmlns:wpi="http://schemas.microsoft.com/office/word/2010/wordprocessingInk" xmlns:wne="http://schemas.microsoft.com/office/word/2006/wordml" xmlns:wps="http://schemas.microsoft.com/office/word/2010/wordprocessingShape" mc:Ignorable="w14 w15 w16se w16cid w16 w16cex w16sdtdh wp14">
   <w:body>
     <w:p>
       <w:pPr>
@@ -43,6 +43,9 @@
           <w:numId w:val="1"/>
         </w:numPr>
         <w:ind w:firstLineChars="0"/>
+        <w:rPr>
+          <w:rFonts w:hint="eastAsia"/>
+        </w:rPr>
       </w:pPr>
       <w:r>
         <w:rPr>
@@ -68,6 +71,9 @@
           <w:numId w:val="1"/>
         </w:numPr>
         <w:ind w:firstLineChars="0"/>
+        <w:rPr>
+          <w:rFonts w:hint="eastAsia"/>
+        </w:rPr>
       </w:pPr>
       <w:r>
         <w:rPr>
@@ -102,6 +108,9 @@
           <w:numId w:val="1"/>
         </w:numPr>
         <w:ind w:firstLineChars="0"/>
+        <w:rPr>
+          <w:rFonts w:hint="eastAsia"/>
+        </w:rPr>
       </w:pPr>
       <w:r>
         <w:rPr>
@@ -109,6 +118,12 @@
         </w:rPr>
         <w:t>中国的茶文化源远流长，喝茶不仅能解渴，还能帮助人们放松身心，缓解压力。</w:t>
       </w:r>
+    </w:p>
+    <w:p>
+      <w:pPr>
+        <w:pStyle w:val="a7"/>
+        <w:ind w:left="390" w:firstLineChars="0" w:firstLine="0"/>
+      </w:pPr>
     </w:p>
     <w:p>
       <w:pPr>
@@ -127,6 +142,9 @@
           <w:numId w:val="1"/>
         </w:numPr>
         <w:ind w:firstLineChars="0"/>
+        <w:rPr>
+          <w:rFonts w:hint="eastAsia"/>
+        </w:rPr>
       </w:pPr>
       <w:r>
         <w:rPr>
@@ -161,6 +179,9 @@
           <w:numId w:val="1"/>
         </w:numPr>
         <w:ind w:firstLineChars="0"/>
+        <w:rPr>
+          <w:rFonts w:hint="eastAsia"/>
+        </w:rPr>
       </w:pPr>
       <w:r>
         <w:rPr>
@@ -186,6 +207,9 @@
           <w:numId w:val="1"/>
         </w:numPr>
         <w:ind w:firstLineChars="0"/>
+        <w:rPr>
+          <w:rFonts w:hint="eastAsia"/>
+        </w:rPr>
       </w:pPr>
       <w:r>
         <w:rPr>
@@ -220,6 +244,9 @@
           <w:numId w:val="1"/>
         </w:numPr>
         <w:ind w:firstLineChars="0"/>
+        <w:rPr>
+          <w:rFonts w:hint="eastAsia"/>
+        </w:rPr>
       </w:pPr>
       <w:r>
         <w:rPr>
@@ -232,12 +259,18 @@
       <w:pPr>
         <w:pStyle w:val="a7"/>
         <w:ind w:left="390" w:firstLineChars="0" w:firstLine="0"/>
+        <w:rPr>
+          <w:rFonts w:hint="eastAsia"/>
+        </w:rPr>
       </w:pPr>
     </w:p>
     <w:p>
       <w:pPr>
         <w:pStyle w:val="a7"/>
         <w:ind w:left="390" w:firstLineChars="0" w:firstLine="0"/>
+        <w:rPr>
+          <w:rFonts w:hint="eastAsia"/>
+        </w:rPr>
       </w:pPr>
     </w:p>
     <w:p>
@@ -257,14 +290,22 @@
           <w:numId w:val="1"/>
         </w:numPr>
         <w:ind w:firstLineChars="0"/>
-      </w:pPr>
-      <w:r>
-        <w:rPr>
-          <w:rFonts w:hint="eastAsia"/>
-        </w:rPr>
-        <w:lastRenderedPageBreak/>
+        <w:rPr>
+          <w:rFonts w:hint="eastAsia"/>
+        </w:rPr>
+      </w:pPr>
+      <w:r>
+        <w:rPr>
+          <w:rFonts w:hint="eastAsia"/>
+        </w:rPr>
         <w:t>随着电子商务的兴起，越来越多的人选择在网上购物，这不仅节省了时间，也让购物变得更加便捷。</w:t>
       </w:r>
+    </w:p>
+    <w:p>
+      <w:pPr>
+        <w:pStyle w:val="a7"/>
+        <w:ind w:left="390" w:firstLineChars="0" w:firstLine="0"/>
+      </w:pPr>
     </w:p>
     <w:p>
       <w:pPr>
@@ -283,6 +324,9 @@
           <w:numId w:val="1"/>
         </w:numPr>
         <w:ind w:firstLineChars="0"/>
+        <w:rPr>
+          <w:rFonts w:hint="eastAsia"/>
+        </w:rPr>
       </w:pPr>
       <w:r>
         <w:rPr>
@@ -317,6 +361,9 @@
           <w:numId w:val="1"/>
         </w:numPr>
         <w:ind w:firstLineChars="0"/>
+        <w:rPr>
+          <w:rFonts w:hint="eastAsia"/>
+        </w:rPr>
       </w:pPr>
       <w:r>
         <w:rPr>
@@ -324,6 +371,12 @@
         </w:rPr>
         <w:t>为了保护环境，许多城市开始推广垃圾分类，鼓励居民将可回收物、厨余垃圾等分开投放。</w:t>
       </w:r>
+    </w:p>
+    <w:p>
+      <w:pPr>
+        <w:pStyle w:val="a7"/>
+        <w:ind w:left="390" w:firstLineChars="0" w:firstLine="0"/>
+      </w:pPr>
     </w:p>
     <w:p>
       <w:pPr>
@@ -342,6 +395,9 @@
           <w:numId w:val="1"/>
         </w:numPr>
         <w:ind w:firstLineChars="0"/>
+        <w:rPr>
+          <w:rFonts w:hint="eastAsia"/>
+        </w:rPr>
       </w:pPr>
       <w:r>
         <w:rPr>
@@ -376,6 +432,9 @@
           <w:numId w:val="1"/>
         </w:numPr>
         <w:ind w:firstLineChars="0"/>
+        <w:rPr>
+          <w:rFonts w:hint="eastAsia"/>
+        </w:rPr>
       </w:pPr>
       <w:r>
         <w:rPr>
@@ -383,6 +442,12 @@
         </w:rPr>
         <w:t>高铁的快速发展大大缩短了城市之间的距离，让人们的出行变得更加高效，也促进了区域间的经济交流。</w:t>
       </w:r>
+    </w:p>
+    <w:p>
+      <w:pPr>
+        <w:pStyle w:val="a7"/>
+        <w:ind w:left="390" w:firstLineChars="0" w:firstLine="0"/>
+      </w:pPr>
     </w:p>
     <w:p>
       <w:pPr>
@@ -401,6 +466,9 @@
           <w:numId w:val="1"/>
         </w:numPr>
         <w:ind w:firstLineChars="0"/>
+        <w:rPr>
+          <w:rFonts w:hint="eastAsia"/>
+        </w:rPr>
       </w:pPr>
       <w:r>
         <w:rPr>
@@ -435,6 +503,9 @@
           <w:numId w:val="1"/>
         </w:numPr>
         <w:ind w:firstLineChars="0"/>
+        <w:rPr>
+          <w:rFonts w:hint="eastAsia"/>
+        </w:rPr>
       </w:pPr>
       <w:r>
         <w:rPr>
@@ -442,6 +513,12 @@
         </w:rPr>
         <w:t>越来越多的年轻人开始学习中国传统文化，比如书法、剪纸，这些活动不仅能丰富生活，也能传承民族文化。</w:t>
       </w:r>
+    </w:p>
+    <w:p>
+      <w:pPr>
+        <w:pStyle w:val="a7"/>
+        <w:ind w:left="390" w:firstLineChars="0" w:firstLine="0"/>
+      </w:pPr>
     </w:p>
     <w:p>
       <w:pPr>
@@ -460,11 +537,15 @@
           <w:numId w:val="1"/>
         </w:numPr>
         <w:ind w:firstLineChars="0"/>
-      </w:pPr>
-      <w:r>
-        <w:rPr>
-          <w:rFonts w:hint="eastAsia"/>
-        </w:rPr>
+        <w:rPr>
+          <w:rFonts w:hint="eastAsia"/>
+        </w:rPr>
+      </w:pPr>
+      <w:r>
+        <w:rPr>
+          <w:rFonts w:hint="eastAsia"/>
+        </w:rPr>
+        <w:lastRenderedPageBreak/>
         <w:t>中国的水资源分布不均，政府通过修建水库、南水北调等工程，缓解了部分地区的缺水问题。</w:t>
       </w:r>
     </w:p>
@@ -503,338 +584,344 @@
         <w:rPr>
           <w:rFonts w:hint="eastAsia"/>
         </w:rPr>
+        <w:t>---</w:t>
+      </w:r>
+    </w:p>
+    <w:p>
+      <w:pPr>
+        <w:rPr>
+          <w:rFonts w:hint="eastAsia"/>
+        </w:rPr>
+      </w:pPr>
+    </w:p>
+    <w:p>
+      <w:pPr>
+        <w:rPr>
+          <w:rFonts w:hint="eastAsia"/>
+        </w:rPr>
+      </w:pPr>
+      <w:r>
+        <w:rPr>
+          <w:rFonts w:hint="eastAsia"/>
+        </w:rPr>
+        <w:t># 参考答案（高配版+保底低配版）</w:t>
+      </w:r>
+    </w:p>
+    <w:p>
+      <w:pPr>
+        <w:rPr>
+          <w:rFonts w:hint="eastAsia"/>
+        </w:rPr>
+      </w:pPr>
+      <w:r>
+        <w:rPr>
+          <w:rFonts w:hint="eastAsia"/>
+        </w:rPr>
+        <w:t>1.  **高配**：The Spring Festival is the most important traditional festival in China. Family members usually get together to have the New Year's Eve dinner and set off firecrackers.</w:t>
+      </w:r>
+    </w:p>
+    <w:p>
+      <w:pPr>
+        <w:rPr>
+          <w:rFonts w:hint="eastAsia"/>
+        </w:rPr>
+      </w:pPr>
+      <w:r>
+        <w:rPr>
+          <w:rFonts w:hint="eastAsia"/>
+        </w:rPr>
+        <w:t xml:space="preserve">    **低配**：The Spring Festival is the most important festival in China. Families often meet to eat a big dinner and light fireworks.</w:t>
+      </w:r>
+    </w:p>
+    <w:p>
+      <w:pPr>
+        <w:rPr>
+          <w:rFonts w:hint="eastAsia"/>
+        </w:rPr>
+      </w:pPr>
+    </w:p>
+    <w:p>
+      <w:pPr>
+        <w:rPr>
+          <w:rFonts w:hint="eastAsia"/>
+        </w:rPr>
+      </w:pPr>
+      <w:r>
+        <w:rPr>
+          <w:rFonts w:hint="eastAsia"/>
+        </w:rPr>
+        <w:t>2.  **高配**：With the development of technology, smartphones have become an indispensable tool in people's lives, changing the way people communicate and entertain themselves.</w:t>
+      </w:r>
+    </w:p>
+    <w:p>
+      <w:pPr>
+        <w:rPr>
+          <w:rFonts w:hint="eastAsia"/>
+        </w:rPr>
+      </w:pPr>
+      <w:r>
+        <w:rPr>
+          <w:rFonts w:hint="eastAsia"/>
+        </w:rPr>
+        <w:t xml:space="preserve">    **低配**：As technology develops, mobile phones are now very important for people. They change how people talk to each other and have fun.</w:t>
+      </w:r>
+    </w:p>
+    <w:p>
+      <w:pPr>
+        <w:rPr>
+          <w:rFonts w:hint="eastAsia"/>
+        </w:rPr>
+      </w:pPr>
+    </w:p>
+    <w:p>
+      <w:pPr>
+        <w:rPr>
+          <w:rFonts w:hint="eastAsia"/>
+        </w:rPr>
+      </w:pPr>
+      <w:r>
+        <w:rPr>
+          <w:rFonts w:hint="eastAsia"/>
+        </w:rPr>
+        <w:t>3.  **高配**：China's tea culture has a long history. Drinking tea not only quenches thirst, but also helps people relax and relieve stress.</w:t>
+      </w:r>
+    </w:p>
+    <w:p>
+      <w:pPr>
+        <w:rPr>
+          <w:rFonts w:hint="eastAsia"/>
+        </w:rPr>
+      </w:pPr>
+      <w:r>
+        <w:rPr>
+          <w:rFonts w:hint="eastAsia"/>
+        </w:rPr>
+        <w:t xml:space="preserve">    **低配**：China has a long tea culture. Drinking tea not only stops people from being thirsty, but also helps them feel relaxed and less worried.</w:t>
+      </w:r>
+    </w:p>
+    <w:p>
+      <w:pPr>
+        <w:rPr>
+          <w:rFonts w:hint="eastAsia"/>
+        </w:rPr>
+      </w:pPr>
+    </w:p>
+    <w:p>
+      <w:pPr>
+        <w:rPr>
+          <w:rFonts w:hint="eastAsia"/>
+        </w:rPr>
+      </w:pPr>
+      <w:r>
+        <w:rPr>
+          <w:rFonts w:hint="eastAsia"/>
+        </w:rPr>
+        <w:t>4.  **高配**：In recent years, shared bikes have become increasingly popular in Chinese cities, providing convenience for people's short trips and reducing car emissions.</w:t>
+      </w:r>
+    </w:p>
+    <w:p>
+      <w:pPr>
+        <w:rPr>
+          <w:rFonts w:hint="eastAsia"/>
+        </w:rPr>
+      </w:pPr>
+      <w:r>
+        <w:rPr>
+          <w:rFonts w:hint="eastAsia"/>
+        </w:rPr>
+        <w:t xml:space="preserve">    **低配**：Nowadays, shared bikes are very popular in Chinese cities. They make short trips easy for people and make the air cleaner.</w:t>
+      </w:r>
+    </w:p>
+    <w:p>
+      <w:pPr>
+        <w:rPr>
+          <w:rFonts w:hint="eastAsia"/>
+        </w:rPr>
+      </w:pPr>
+    </w:p>
+    <w:p>
+      <w:pPr>
+        <w:rPr>
+          <w:rFonts w:hint="eastAsia"/>
+        </w:rPr>
+      </w:pPr>
+      <w:r>
+        <w:rPr>
+          <w:rFonts w:hint="eastAsia"/>
+        </w:rPr>
+        <w:t>5.  **高配**：The Great Wall is one of China's most famous cultural heritage sites, attracting tourists from all over the world to experience the charm of ancient architecture.</w:t>
+      </w:r>
+    </w:p>
+    <w:p>
+      <w:pPr>
+        <w:rPr>
+          <w:rFonts w:hint="eastAsia"/>
+        </w:rPr>
+      </w:pPr>
+      <w:r>
+        <w:rPr>
+          <w:rFonts w:hint="eastAsia"/>
+        </w:rPr>
+        <w:t xml:space="preserve">    **低配**：The Great Wall is one of China's most famous old places. Many people from all over the world come to see it and learn about old buildings.</w:t>
+      </w:r>
+    </w:p>
+    <w:p>
+      <w:pPr>
+        <w:rPr>
+          <w:rFonts w:hint="eastAsia"/>
+        </w:rPr>
+      </w:pPr>
+    </w:p>
+    <w:p>
+      <w:pPr>
+        <w:rPr>
+          <w:rFonts w:hint="eastAsia"/>
+        </w:rPr>
+      </w:pPr>
+      <w:r>
+        <w:rPr>
+          <w:rFonts w:hint="eastAsia"/>
+        </w:rPr>
+        <w:t>6.  **高配**：The government has been working to improve educational conditions in rural areas by building new schools and training teachers, so that more children can receive a good education.</w:t>
+      </w:r>
+    </w:p>
+    <w:p>
+      <w:pPr>
+        <w:rPr>
+          <w:rFonts w:hint="eastAsia"/>
+        </w:rPr>
+      </w:pPr>
+      <w:r>
+        <w:rPr>
+          <w:rFonts w:hint="eastAsia"/>
+        </w:rPr>
+        <w:t xml:space="preserve">    **低配**：The government is trying to make schools in the countryside better. They build new schools and train teachers, so more children can learn well.</w:t>
+      </w:r>
+    </w:p>
+    <w:p>
+      <w:pPr>
+        <w:rPr>
+          <w:rFonts w:hint="eastAsia"/>
+        </w:rPr>
+      </w:pPr>
+    </w:p>
+    <w:p>
+      <w:pPr>
+        <w:rPr>
+          <w:rFonts w:hint="eastAsia"/>
+        </w:rPr>
+      </w:pPr>
+      <w:r>
+        <w:rPr>
+          <w:rFonts w:hint="eastAsia"/>
+        </w:rPr>
+        <w:t>7.  **高配**：Tai Chi is a traditional Chinese fitness exercise with slow and gentle movements. It can not only improve physical health, but also cultivate people's concentration.</w:t>
+      </w:r>
+    </w:p>
+    <w:p>
+      <w:pPr>
+        <w:rPr>
+          <w:rFonts w:hint="eastAsia"/>
+        </w:rPr>
+      </w:pPr>
+      <w:r>
+        <w:rPr>
+          <w:rFonts w:hint="eastAsia"/>
+        </w:rPr>
+        <w:t xml:space="preserve">    **低配**：Tai Chi is a traditional Chinese exercise. Its movements are slow and soft. It can make people healthy and help them focus better.</w:t>
+      </w:r>
+    </w:p>
+    <w:p>
+      <w:pPr>
+        <w:rPr>
+          <w:rFonts w:hint="eastAsia"/>
+        </w:rPr>
+      </w:pPr>
+    </w:p>
+    <w:p>
+      <w:pPr>
+        <w:rPr>
+          <w:rFonts w:hint="eastAsia"/>
+        </w:rPr>
+      </w:pPr>
+      <w:r>
+        <w:rPr>
+          <w:rFonts w:hint="eastAsia"/>
+        </w:rPr>
+        <w:t>8.  **高配**：With the rise of e-commerce, more and more people choose to shop online, which not only saves time but also makes shopping more convenient.</w:t>
+      </w:r>
+    </w:p>
+    <w:p>
+      <w:pPr>
+        <w:rPr>
+          <w:rFonts w:hint="eastAsia"/>
+        </w:rPr>
+      </w:pPr>
+      <w:r>
+        <w:rPr>
+          <w:rFonts w:hint="eastAsia"/>
+        </w:rPr>
+        <w:t xml:space="preserve">    **低配**：As online business grows, more people like to shop on the Internet. It saves time and makes buying things easier.</w:t>
+      </w:r>
+    </w:p>
+    <w:p>
+      <w:pPr>
+        <w:rPr>
+          <w:rFonts w:hint="eastAsia"/>
+        </w:rPr>
+      </w:pPr>
+    </w:p>
+    <w:p>
+      <w:pPr>
+        <w:rPr>
+          <w:rFonts w:hint="eastAsia"/>
+        </w:rPr>
+      </w:pPr>
+      <w:r>
+        <w:rPr>
+          <w:rFonts w:hint="eastAsia"/>
+        </w:rPr>
+        <w:t>9.  **高配**：China has a long history of porcelain-making with exquisite craftsmanship. Beautiful porcelain is not only daily necessities, but also popular works of art.</w:t>
+      </w:r>
+    </w:p>
+    <w:p>
+      <w:pPr>
+        <w:rPr>
+          <w:rFonts w:hint="eastAsia"/>
+        </w:rPr>
+      </w:pPr>
+      <w:r>
+        <w:rPr>
+          <w:rFonts w:hint="eastAsia"/>
+        </w:rPr>
+        <w:t xml:space="preserve">    **低配**：China has a long history of making china. The making skills are very good. Nice china is used in daily life and also liked as art works.</w:t>
+      </w:r>
+    </w:p>
+    <w:p>
+      <w:pPr>
+        <w:rPr>
+          <w:rFonts w:hint="eastAsia"/>
+        </w:rPr>
+      </w:pPr>
+    </w:p>
+    <w:p>
+      <w:pPr>
+        <w:rPr>
+          <w:rFonts w:hint="eastAsia"/>
+        </w:rPr>
+      </w:pPr>
+      <w:r>
+        <w:rPr>
+          <w:rFonts w:hint="eastAsia"/>
+        </w:rPr>
+        <w:t xml:space="preserve">10. **高配**：To protect the environment, many cities have started to promote waste </w:t>
+      </w:r>
+      <w:r>
+        <w:rPr>
+          <w:rFonts w:hint="eastAsia"/>
+        </w:rPr>
         <w:lastRenderedPageBreak/>
-        <w:t>---</w:t>
-      </w:r>
-    </w:p>
-    <w:p>
-      <w:pPr>
-        <w:rPr>
-          <w:rFonts w:hint="eastAsia"/>
-        </w:rPr>
-      </w:pPr>
-    </w:p>
-    <w:p>
-      <w:pPr>
-        <w:rPr>
-          <w:rFonts w:hint="eastAsia"/>
-        </w:rPr>
-      </w:pPr>
-      <w:r>
-        <w:rPr>
-          <w:rFonts w:hint="eastAsia"/>
-        </w:rPr>
-        <w:t># 参考答案（高配版+保底低配版）</w:t>
-      </w:r>
-    </w:p>
-    <w:p>
-      <w:pPr>
-        <w:rPr>
-          <w:rFonts w:hint="eastAsia"/>
-        </w:rPr>
-      </w:pPr>
-      <w:r>
-        <w:rPr>
-          <w:rFonts w:hint="eastAsia"/>
-        </w:rPr>
-        <w:t>1.  **高配**：The Spring Festival is the most important traditional festival in China. Family members usually get together to have the New Year's Eve dinner and set off firecrackers.</w:t>
-      </w:r>
-    </w:p>
-    <w:p>
-      <w:pPr>
-        <w:rPr>
-          <w:rFonts w:hint="eastAsia"/>
-        </w:rPr>
-      </w:pPr>
-      <w:r>
-        <w:rPr>
-          <w:rFonts w:hint="eastAsia"/>
-        </w:rPr>
-        <w:t xml:space="preserve">    **低配**：The Spring Festival is the most important festival in China. Families often meet to eat a big dinner and light fireworks.</w:t>
-      </w:r>
-    </w:p>
-    <w:p>
-      <w:pPr>
-        <w:rPr>
-          <w:rFonts w:hint="eastAsia"/>
-        </w:rPr>
-      </w:pPr>
-    </w:p>
-    <w:p>
-      <w:pPr>
-        <w:rPr>
-          <w:rFonts w:hint="eastAsia"/>
-        </w:rPr>
-      </w:pPr>
-      <w:r>
-        <w:rPr>
-          <w:rFonts w:hint="eastAsia"/>
-        </w:rPr>
-        <w:t>2.  **高配**：With the development of technology, smartphones have become an indispensable tool in people's lives, changing the way people communicate and entertain themselves.</w:t>
-      </w:r>
-    </w:p>
-    <w:p>
-      <w:pPr>
-        <w:rPr>
-          <w:rFonts w:hint="eastAsia"/>
-        </w:rPr>
-      </w:pPr>
-      <w:r>
-        <w:rPr>
-          <w:rFonts w:hint="eastAsia"/>
-        </w:rPr>
-        <w:t xml:space="preserve">    **低配**：As technology develops, mobile phones are now very important for people. They change how people talk to each other and have fun.</w:t>
-      </w:r>
-    </w:p>
-    <w:p>
-      <w:pPr>
-        <w:rPr>
-          <w:rFonts w:hint="eastAsia"/>
-        </w:rPr>
-      </w:pPr>
-    </w:p>
-    <w:p>
-      <w:pPr>
-        <w:rPr>
-          <w:rFonts w:hint="eastAsia"/>
-        </w:rPr>
-      </w:pPr>
-      <w:r>
-        <w:rPr>
-          <w:rFonts w:hint="eastAsia"/>
-        </w:rPr>
-        <w:t>3.  **高配**：China's tea culture has a long history. Drinking tea not only quenches thirst, but also helps people relax and relieve stress.</w:t>
-      </w:r>
-    </w:p>
-    <w:p>
-      <w:pPr>
-        <w:rPr>
-          <w:rFonts w:hint="eastAsia"/>
-        </w:rPr>
-      </w:pPr>
-      <w:r>
-        <w:rPr>
-          <w:rFonts w:hint="eastAsia"/>
-        </w:rPr>
-        <w:t xml:space="preserve">    **低配**：China has a long tea culture. Drinking tea not only stops people from being thirsty, but also helps them feel relaxed and less worried.</w:t>
-      </w:r>
-    </w:p>
-    <w:p>
-      <w:pPr>
-        <w:rPr>
-          <w:rFonts w:hint="eastAsia"/>
-        </w:rPr>
-      </w:pPr>
-    </w:p>
-    <w:p>
-      <w:pPr>
-        <w:rPr>
-          <w:rFonts w:hint="eastAsia"/>
-        </w:rPr>
-      </w:pPr>
-      <w:r>
-        <w:rPr>
-          <w:rFonts w:hint="eastAsia"/>
-        </w:rPr>
-        <w:t>4.  **高配**：In recent years, shared bikes have become increasingly popular in Chinese cities, providing convenience for people's short trips and reducing car emissions.</w:t>
-      </w:r>
-    </w:p>
-    <w:p>
-      <w:pPr>
-        <w:rPr>
-          <w:rFonts w:hint="eastAsia"/>
-        </w:rPr>
-      </w:pPr>
-      <w:r>
-        <w:rPr>
-          <w:rFonts w:hint="eastAsia"/>
-        </w:rPr>
-        <w:t xml:space="preserve">    **低配**：Nowadays, shared bikes are very popular in Chinese cities. They make short trips easy for people and make the air cleaner.</w:t>
-      </w:r>
-    </w:p>
-    <w:p>
-      <w:pPr>
-        <w:rPr>
-          <w:rFonts w:hint="eastAsia"/>
-        </w:rPr>
-      </w:pPr>
-    </w:p>
-    <w:p>
-      <w:pPr>
-        <w:rPr>
-          <w:rFonts w:hint="eastAsia"/>
-        </w:rPr>
-      </w:pPr>
-      <w:r>
-        <w:rPr>
-          <w:rFonts w:hint="eastAsia"/>
-        </w:rPr>
-        <w:t>5.  **高配**：The Great Wall is one of China's most famous cultural heritage sites, attracting tourists from all over the world to experience the charm of ancient architecture.</w:t>
-      </w:r>
-    </w:p>
-    <w:p>
-      <w:pPr>
-        <w:rPr>
-          <w:rFonts w:hint="eastAsia"/>
-        </w:rPr>
-      </w:pPr>
-      <w:r>
-        <w:rPr>
-          <w:rFonts w:hint="eastAsia"/>
-        </w:rPr>
-        <w:t xml:space="preserve">    **低配**：The Great Wall is one of China's most famous old places. Many people from all over the world come to see it and learn about old buildings.</w:t>
-      </w:r>
-    </w:p>
-    <w:p>
-      <w:pPr>
-        <w:rPr>
-          <w:rFonts w:hint="eastAsia"/>
-        </w:rPr>
-      </w:pPr>
-    </w:p>
-    <w:p>
-      <w:pPr>
-        <w:rPr>
-          <w:rFonts w:hint="eastAsia"/>
-        </w:rPr>
-      </w:pPr>
-      <w:r>
-        <w:rPr>
-          <w:rFonts w:hint="eastAsia"/>
-        </w:rPr>
-        <w:t>6.  **高配**：The government has been working to improve educational conditions in rural areas by building new schools and training teachers, so that more children can receive a good education.</w:t>
-      </w:r>
-    </w:p>
-    <w:p>
-      <w:pPr>
-        <w:rPr>
-          <w:rFonts w:hint="eastAsia"/>
-        </w:rPr>
-      </w:pPr>
-      <w:r>
-        <w:rPr>
-          <w:rFonts w:hint="eastAsia"/>
-        </w:rPr>
-        <w:t xml:space="preserve">    **低配**：The government is trying to make schools in the countryside better. They build new schools and train teachers, so more children can learn well.</w:t>
-      </w:r>
-    </w:p>
-    <w:p>
-      <w:pPr>
-        <w:rPr>
-          <w:rFonts w:hint="eastAsia"/>
-        </w:rPr>
-      </w:pPr>
-    </w:p>
-    <w:p>
-      <w:pPr>
-        <w:rPr>
-          <w:rFonts w:hint="eastAsia"/>
-        </w:rPr>
-      </w:pPr>
-      <w:r>
-        <w:rPr>
-          <w:rFonts w:hint="eastAsia"/>
-        </w:rPr>
-        <w:t>7.  **高配**：Tai Chi is a traditional Chinese fitness exercise with slow and gentle movements. It can not only improve physical health, but also cultivate people's concentration.</w:t>
-      </w:r>
-    </w:p>
-    <w:p>
-      <w:pPr>
-        <w:rPr>
-          <w:rFonts w:hint="eastAsia"/>
-        </w:rPr>
-      </w:pPr>
-      <w:r>
-        <w:rPr>
-          <w:rFonts w:hint="eastAsia"/>
-        </w:rPr>
-        <w:t xml:space="preserve">    **低配**：Tai Chi is a traditional Chinese exercise. Its movements are slow and soft. It can make people healthy and help them focus better.</w:t>
-      </w:r>
-    </w:p>
-    <w:p>
-      <w:pPr>
-        <w:rPr>
-          <w:rFonts w:hint="eastAsia"/>
-        </w:rPr>
-      </w:pPr>
-    </w:p>
-    <w:p>
-      <w:pPr>
-        <w:rPr>
-          <w:rFonts w:hint="eastAsia"/>
-        </w:rPr>
-      </w:pPr>
-      <w:r>
-        <w:rPr>
-          <w:rFonts w:hint="eastAsia"/>
-        </w:rPr>
-        <w:t>8.  **高配**：With the rise of e-commerce, more and more people choose to shop online, which not only saves time but also makes shopping more convenient.</w:t>
-      </w:r>
-    </w:p>
-    <w:p>
-      <w:pPr>
-        <w:rPr>
-          <w:rFonts w:hint="eastAsia"/>
-        </w:rPr>
-      </w:pPr>
-      <w:r>
-        <w:rPr>
-          <w:rFonts w:hint="eastAsia"/>
-        </w:rPr>
-        <w:t xml:space="preserve">    **低配**：As online business grows, more people like to shop on the Internet. It saves time and makes buying things easier.</w:t>
-      </w:r>
-    </w:p>
-    <w:p>
-      <w:pPr>
-        <w:rPr>
-          <w:rFonts w:hint="eastAsia"/>
-        </w:rPr>
-      </w:pPr>
-    </w:p>
-    <w:p>
-      <w:pPr>
-        <w:rPr>
-          <w:rFonts w:hint="eastAsia"/>
-        </w:rPr>
-      </w:pPr>
-      <w:r>
-        <w:rPr>
-          <w:rFonts w:hint="eastAsia"/>
-        </w:rPr>
-        <w:t>9.  **高配**：China has a long history of porcelain-making with exquisite craftsmanship. Beautiful porcelain is not only daily necessities, but also popular works of art.</w:t>
-      </w:r>
-    </w:p>
-    <w:p>
-      <w:pPr>
-        <w:rPr>
-          <w:rFonts w:hint="eastAsia"/>
-        </w:rPr>
-      </w:pPr>
-      <w:r>
-        <w:rPr>
-          <w:rFonts w:hint="eastAsia"/>
-        </w:rPr>
-        <w:t xml:space="preserve">    **低配**：China has a long history of making china. The making skills are very good. Nice china is used in daily life and also liked as art works.</w:t>
-      </w:r>
-    </w:p>
-    <w:p>
-      <w:pPr>
-        <w:rPr>
-          <w:rFonts w:hint="eastAsia"/>
-        </w:rPr>
-      </w:pPr>
-    </w:p>
-    <w:p>
-      <w:pPr>
-        <w:rPr>
-          <w:rFonts w:hint="eastAsia"/>
-        </w:rPr>
-      </w:pPr>
-      <w:r>
-        <w:rPr>
-          <w:rFonts w:hint="eastAsia"/>
-        </w:rPr>
-        <w:t>10. **高配**：To protect the environment, many cities have started to promote waste classification, encouraging residents to separate recyclables, kitchen waste and other types of garbage.</w:t>
+        <w:t>classification, encouraging residents to separate recyclables, kitchen waste and other types of garbage.</w:t>
       </w:r>
     </w:p>
     <w:p>
@@ -867,146 +954,146 @@
         <w:rPr>
           <w:rFonts w:hint="eastAsia"/>
         </w:rPr>
-        <w:t xml:space="preserve">11. **高配**：Peking Opera is the national opera of China with a history of over 200 </w:t>
+        <w:t>11. **高配**：Peking Opera is the national opera of China with a history of over 200 years. Actors tell classic stories through singing, movements and facial masks.</w:t>
+      </w:r>
+    </w:p>
+    <w:p>
+      <w:pPr>
+        <w:rPr>
+          <w:rFonts w:hint="eastAsia"/>
+        </w:rPr>
+      </w:pPr>
+      <w:r>
+        <w:rPr>
+          <w:rFonts w:hint="eastAsia"/>
+        </w:rPr>
+        <w:t xml:space="preserve">    **低配**：Peking Opera is a very old Chinese art with over 200 years of history. Actors use songs, actions and face-paint to tell old stories.</w:t>
+      </w:r>
+    </w:p>
+    <w:p>
+      <w:pPr>
+        <w:rPr>
+          <w:rFonts w:hint="eastAsia"/>
+        </w:rPr>
+      </w:pPr>
+    </w:p>
+    <w:p>
+      <w:pPr>
+        <w:rPr>
+          <w:rFonts w:hint="eastAsia"/>
+        </w:rPr>
+      </w:pPr>
+      <w:r>
+        <w:rPr>
+          <w:rFonts w:hint="eastAsia"/>
+        </w:rPr>
+        <w:t>12. **高配**：The rapid development of high-speed trains has greatly shortened the distance between cities, making travel more efficient and promoting economic exchanges between regions.</w:t>
+      </w:r>
+    </w:p>
+    <w:p>
+      <w:pPr>
+        <w:rPr>
+          <w:rFonts w:hint="eastAsia"/>
+        </w:rPr>
+      </w:pPr>
+      <w:r>
+        <w:rPr>
+          <w:rFonts w:hint="eastAsia"/>
+        </w:rPr>
+        <w:t xml:space="preserve">    **低配**：Fast trains make trips between cities much shorter. They make travel faster and help people do business with each other more easily.</w:t>
+      </w:r>
+    </w:p>
+    <w:p>
+      <w:pPr>
+        <w:rPr>
+          <w:rFonts w:hint="eastAsia"/>
+        </w:rPr>
+      </w:pPr>
+    </w:p>
+    <w:p>
+      <w:pPr>
+        <w:rPr>
+          <w:rFonts w:hint="eastAsia"/>
+        </w:rPr>
+      </w:pPr>
+      <w:r>
+        <w:rPr>
+          <w:rFonts w:hint="eastAsia"/>
+        </w:rPr>
+        <w:t>13. **高配**：Traditional Chinese painting focuses on artistic conception and brushwork. Painters often take mountains, rivers, flowers and birds as themes to express their love for nature and life.</w:t>
+      </w:r>
+    </w:p>
+    <w:p>
+      <w:pPr>
+        <w:rPr>
+          <w:rFonts w:hint="eastAsia"/>
+        </w:rPr>
+      </w:pPr>
+      <w:r>
+        <w:rPr>
+          <w:rFonts w:hint="eastAsia"/>
+        </w:rPr>
+        <w:t xml:space="preserve">    **低配**：Old Chinese paintings care about the feeling and how you draw. Painters often draw mountains, rivers, flowers and birds to show their love for nature and life.</w:t>
+      </w:r>
+    </w:p>
+    <w:p>
+      <w:pPr>
+        <w:rPr>
+          <w:rFonts w:hint="eastAsia"/>
+        </w:rPr>
+      </w:pPr>
+    </w:p>
+    <w:p>
+      <w:pPr>
+        <w:rPr>
+          <w:rFonts w:hint="eastAsia"/>
+        </w:rPr>
+      </w:pPr>
+      <w:r>
+        <w:rPr>
+          <w:rFonts w:hint="eastAsia"/>
+        </w:rPr>
+        <w:t>14. **高配**：More and more young people are learning traditional Chinese culture, such as calligraphy and paper-cutting. These activities not only enrich their lives, but also help pass on national culture.</w:t>
+      </w:r>
+    </w:p>
+    <w:p>
+      <w:pPr>
+        <w:rPr>
+          <w:rFonts w:hint="eastAsia"/>
+        </w:rPr>
+      </w:pPr>
+      <w:r>
+        <w:rPr>
+          <w:rFonts w:hint="eastAsia"/>
+        </w:rPr>
+        <w:t xml:space="preserve">    **低配**：Many young people now learn old Chinese things like writing with brushes and cutting paper. These activities make their lives more interesting and keep Chinese culture alive.</w:t>
+      </w:r>
+    </w:p>
+    <w:p>
+      <w:pPr>
+        <w:rPr>
+          <w:rFonts w:hint="eastAsia"/>
+        </w:rPr>
+      </w:pPr>
+    </w:p>
+    <w:p>
+      <w:pPr>
+        <w:rPr>
+          <w:rFonts w:hint="eastAsia"/>
+        </w:rPr>
+      </w:pPr>
+      <w:r>
+        <w:rPr>
+          <w:rFonts w:hint="eastAsia"/>
+        </w:rPr>
+        <w:t xml:space="preserve">15. **高配**：China's water resources are unevenly distributed. The government has alleviated water shortages in some areas through projects such as building reservoirs </w:t>
       </w:r>
       <w:r>
         <w:rPr>
           <w:rFonts w:hint="eastAsia"/>
         </w:rPr>
         <w:lastRenderedPageBreak/>
-        <w:t>years. Actors tell classic stories through singing, movements and facial masks.</w:t>
-      </w:r>
-    </w:p>
-    <w:p>
-      <w:pPr>
-        <w:rPr>
-          <w:rFonts w:hint="eastAsia"/>
-        </w:rPr>
-      </w:pPr>
-      <w:r>
-        <w:rPr>
-          <w:rFonts w:hint="eastAsia"/>
-        </w:rPr>
-        <w:t xml:space="preserve">    **低配**：Peking Opera is a very old Chinese art with over 200 years of history. Actors use songs, actions and face-paint to tell old stories.</w:t>
-      </w:r>
-    </w:p>
-    <w:p>
-      <w:pPr>
-        <w:rPr>
-          <w:rFonts w:hint="eastAsia"/>
-        </w:rPr>
-      </w:pPr>
-    </w:p>
-    <w:p>
-      <w:pPr>
-        <w:rPr>
-          <w:rFonts w:hint="eastAsia"/>
-        </w:rPr>
-      </w:pPr>
-      <w:r>
-        <w:rPr>
-          <w:rFonts w:hint="eastAsia"/>
-        </w:rPr>
-        <w:t>12. **高配**：The rapid development of high-speed trains has greatly shortened the distance between cities, making travel more efficient and promoting economic exchanges between regions.</w:t>
-      </w:r>
-    </w:p>
-    <w:p>
-      <w:pPr>
-        <w:rPr>
-          <w:rFonts w:hint="eastAsia"/>
-        </w:rPr>
-      </w:pPr>
-      <w:r>
-        <w:rPr>
-          <w:rFonts w:hint="eastAsia"/>
-        </w:rPr>
-        <w:t xml:space="preserve">    **低配**：Fast trains make trips between cities much shorter. They make travel faster and help people do business with each other more easily.</w:t>
-      </w:r>
-    </w:p>
-    <w:p>
-      <w:pPr>
-        <w:rPr>
-          <w:rFonts w:hint="eastAsia"/>
-        </w:rPr>
-      </w:pPr>
-    </w:p>
-    <w:p>
-      <w:pPr>
-        <w:rPr>
-          <w:rFonts w:hint="eastAsia"/>
-        </w:rPr>
-      </w:pPr>
-      <w:r>
-        <w:rPr>
-          <w:rFonts w:hint="eastAsia"/>
-        </w:rPr>
-        <w:t>13. **高配**：Traditional Chinese painting focuses on artistic conception and brushwork. Painters often take mountains, rivers, flowers and birds as themes to express their love for nature and life.</w:t>
-      </w:r>
-    </w:p>
-    <w:p>
-      <w:pPr>
-        <w:rPr>
-          <w:rFonts w:hint="eastAsia"/>
-        </w:rPr>
-      </w:pPr>
-      <w:r>
-        <w:rPr>
-          <w:rFonts w:hint="eastAsia"/>
-        </w:rPr>
-        <w:t xml:space="preserve">    **低配**：Old Chinese paintings care about the feeling and how you draw. Painters often draw mountains, rivers, flowers and birds to show their love for nature and life.</w:t>
-      </w:r>
-    </w:p>
-    <w:p>
-      <w:pPr>
-        <w:rPr>
-          <w:rFonts w:hint="eastAsia"/>
-        </w:rPr>
-      </w:pPr>
-    </w:p>
-    <w:p>
-      <w:pPr>
-        <w:rPr>
-          <w:rFonts w:hint="eastAsia"/>
-        </w:rPr>
-      </w:pPr>
-      <w:r>
-        <w:rPr>
-          <w:rFonts w:hint="eastAsia"/>
-        </w:rPr>
-        <w:t>14. **高配**：More and more young people are learning traditional Chinese culture, such as calligraphy and paper-cutting. These activities not only enrich their lives, but also help pass on national culture.</w:t>
-      </w:r>
-    </w:p>
-    <w:p>
-      <w:pPr>
-        <w:rPr>
-          <w:rFonts w:hint="eastAsia"/>
-        </w:rPr>
-      </w:pPr>
-      <w:r>
-        <w:rPr>
-          <w:rFonts w:hint="eastAsia"/>
-        </w:rPr>
-        <w:t xml:space="preserve">    **低配**：Many young people now learn old Chinese things like writing with brushes and cutting paper. These activities make their lives more interesting and keep Chinese culture alive.</w:t>
-      </w:r>
-    </w:p>
-    <w:p>
-      <w:pPr>
-        <w:rPr>
-          <w:rFonts w:hint="eastAsia"/>
-        </w:rPr>
-      </w:pPr>
-    </w:p>
-    <w:p>
-      <w:pPr>
-        <w:rPr>
-          <w:rFonts w:hint="eastAsia"/>
-        </w:rPr>
-      </w:pPr>
-      <w:r>
-        <w:rPr>
-          <w:rFonts w:hint="eastAsia"/>
-        </w:rPr>
-        <w:t>15. **高配**：China's water resources are unevenly distributed. The government has alleviated water shortages in some areas through projects such as building reservoirs and the South-to-North Water Diversion Project.</w:t>
+        <w:t>and the South-to-North Water Diversion Project.</w:t>
       </w:r>
     </w:p>
     <w:p>
@@ -1030,6 +1117,11 @@
       </w:pPr>
     </w:p>
     <w:p>
+      <w:pPr>
+        <w:rPr>
+          <w:rFonts w:hint="eastAsia"/>
+        </w:rPr>
+      </w:pPr>
       <w:r>
         <w:rPr>
           <w:rFonts w:hint="eastAsia"/>
@@ -1048,7 +1140,7 @@
 </file>
 
 <file path=word/endnotes.xml><?xml version="1.0" encoding="utf-8"?>
-<w:endnotes xmlns:wpc="http://schemas.microsoft.com/office/word/2010/wordprocessingCanvas" xmlns:cx="http://schemas.microsoft.com/office/drawing/2014/chartex" xmlns:cx1="http://schemas.microsoft.com/office/drawing/2015/9/8/chartex" xmlns:cx2="http://schemas.microsoft.com/office/drawing/2015/10/21/chartex" xmlns:cx3="http://schemas.microsoft.com/office/drawing/2016/5/9/chartex" xmlns:cx4="http://schemas.microsoft.com/office/drawing/2016/5/10/chartex" xmlns:cx5="http://schemas.microsoft.com/office/drawing/2016/5/11/chartex" xmlns:cx6="http://schemas.microsoft.com/office/drawing/2016/5/12/chartex" xmlns:cx7="http://schemas.microsoft.com/office/drawing/2016/5/13/chartex" xmlns:cx8="http://schemas.microsoft.com/office/drawing/2016/5/14/chartex" xmlns:mc="http://schemas.openxmlformats.org/markup-compatibility/2006" xmlns:aink="http://schemas.microsoft.com/office/drawing/2016/ink" xmlns:am3d="http://schemas.microsoft.com/office/drawing/2017/model3d" xmlns:o="urn:schemas-microsoft-com:office:office" xmlns:oel="http://schemas.microsoft.com/office/2019/extlst" xmlns:r="http://schemas.openxmlformats.org/officeDocument/2006/relationships" xmlns:m="http://schemas.openxmlformats.org/officeDocument/2006/math" xmlns:v="urn:schemas-microsoft-com:vml" xmlns:wp14="http://schemas.microsoft.com/office/word/2010/wordprocessingDrawing" xmlns:wp="http://schemas.openxmlformats.org/drawingml/2006/wordprocessingDrawing" xmlns:w10="urn:schemas-microsoft-com:office:word" xmlns:w="http://schemas.openxmlformats.org/wordprocessingml/2006/main" xmlns:w14="http://schemas.microsoft.com/office/word/2010/wordml" xmlns:w15="http://schemas.microsoft.com/office/word/2012/wordml" xmlns:w16cex="http://schemas.microsoft.com/office/word/2018/wordml/cex" xmlns:w16cid="http://schemas.microsoft.com/office/word/2016/wordml/cid" xmlns:w16="http://schemas.microsoft.com/office/word/2018/wordml" xmlns:w16du="http://schemas.microsoft.com/office/word/2023/wordml/word16du" xmlns:w16sdtdh="http://schemas.microsoft.com/office/word/2020/wordml/sdtdatahash" xmlns:w16se="http://schemas.microsoft.com/office/word/2015/wordml/symex" xmlns:wpg="http://schemas.microsoft.com/office/word/2010/wordprocessingGroup" xmlns:wpi="http://schemas.microsoft.com/office/word/2010/wordprocessingInk" xmlns:wne="http://schemas.microsoft.com/office/word/2006/wordml" xmlns:wps="http://schemas.microsoft.com/office/word/2010/wordprocessingShape" mc:Ignorable="w14 w15 w16se w16cid w16 w16cex w16sdtdh w16du wp14">
+<w:endnotes xmlns:wpc="http://schemas.microsoft.com/office/word/2010/wordprocessingCanvas" xmlns:cx="http://schemas.microsoft.com/office/drawing/2014/chartex" xmlns:cx1="http://schemas.microsoft.com/office/drawing/2015/9/8/chartex" xmlns:cx2="http://schemas.microsoft.com/office/drawing/2015/10/21/chartex" xmlns:cx3="http://schemas.microsoft.com/office/drawing/2016/5/9/chartex" xmlns:cx4="http://schemas.microsoft.com/office/drawing/2016/5/10/chartex" xmlns:cx5="http://schemas.microsoft.com/office/drawing/2016/5/11/chartex" xmlns:cx6="http://schemas.microsoft.com/office/drawing/2016/5/12/chartex" xmlns:cx7="http://schemas.microsoft.com/office/drawing/2016/5/13/chartex" xmlns:cx8="http://schemas.microsoft.com/office/drawing/2016/5/14/chartex" xmlns:mc="http://schemas.openxmlformats.org/markup-compatibility/2006" xmlns:aink="http://schemas.microsoft.com/office/drawing/2016/ink" xmlns:am3d="http://schemas.microsoft.com/office/drawing/2017/model3d" xmlns:o="urn:schemas-microsoft-com:office:office" xmlns:oel="http://schemas.microsoft.com/office/2019/extlst" xmlns:r="http://schemas.openxmlformats.org/officeDocument/2006/relationships" xmlns:m="http://schemas.openxmlformats.org/officeDocument/2006/math" xmlns:v="urn:schemas-microsoft-com:vml" xmlns:wp14="http://schemas.microsoft.com/office/word/2010/wordprocessingDrawing" xmlns:wp="http://schemas.openxmlformats.org/drawingml/2006/wordprocessingDrawing" xmlns:w10="urn:schemas-microsoft-com:office:word" xmlns:w="http://schemas.openxmlformats.org/wordprocessingml/2006/main" xmlns:w14="http://schemas.microsoft.com/office/word/2010/wordml" xmlns:w15="http://schemas.microsoft.com/office/word/2012/wordml" xmlns:w16cex="http://schemas.microsoft.com/office/word/2018/wordml/cex" xmlns:w16cid="http://schemas.microsoft.com/office/word/2016/wordml/cid" xmlns:w16="http://schemas.microsoft.com/office/word/2018/wordml" xmlns:w16sdtdh="http://schemas.microsoft.com/office/word/2020/wordml/sdtdatahash" xmlns:w16se="http://schemas.microsoft.com/office/word/2015/wordml/symex" xmlns:wpg="http://schemas.microsoft.com/office/word/2010/wordprocessingGroup" xmlns:wpi="http://schemas.microsoft.com/office/word/2010/wordprocessingInk" xmlns:wne="http://schemas.microsoft.com/office/word/2006/wordml" xmlns:wps="http://schemas.microsoft.com/office/word/2010/wordprocessingShape" mc:Ignorable="w14 w15 w16se w16cid w16 w16cex w16sdtdh wp14">
   <w:endnote w:type="separator" w:id="-1">
     <w:p>
       <w:pPr>
@@ -1079,7 +1171,7 @@
 </file>
 
 <file path=word/footnotes.xml><?xml version="1.0" encoding="utf-8"?>
-<w:footnotes xmlns:wpc="http://schemas.microsoft.com/office/word/2010/wordprocessingCanvas" xmlns:cx="http://schemas.microsoft.com/office/drawing/2014/chartex" xmlns:cx1="http://schemas.microsoft.com/office/drawing/2015/9/8/chartex" xmlns:cx2="http://schemas.microsoft.com/office/drawing/2015/10/21/chartex" xmlns:cx3="http://schemas.microsoft.com/office/drawing/2016/5/9/chartex" xmlns:cx4="http://schemas.microsoft.com/office/drawing/2016/5/10/chartex" xmlns:cx5="http://schemas.microsoft.com/office/drawing/2016/5/11/chartex" xmlns:cx6="http://schemas.microsoft.com/office/drawing/2016/5/12/chartex" xmlns:cx7="http://schemas.microsoft.com/office/drawing/2016/5/13/chartex" xmlns:cx8="http://schemas.microsoft.com/office/drawing/2016/5/14/chartex" xmlns:mc="http://schemas.openxmlformats.org/markup-compatibility/2006" xmlns:aink="http://schemas.microsoft.com/office/drawing/2016/ink" xmlns:am3d="http://schemas.microsoft.com/office/drawing/2017/model3d" xmlns:o="urn:schemas-microsoft-com:office:office" xmlns:oel="http://schemas.microsoft.com/office/2019/extlst" xmlns:r="http://schemas.openxmlformats.org/officeDocument/2006/relationships" xmlns:m="http://schemas.openxmlformats.org/officeDocument/2006/math" xmlns:v="urn:schemas-microsoft-com:vml" xmlns:wp14="http://schemas.microsoft.com/office/word/2010/wordprocessingDrawing" xmlns:wp="http://schemas.openxmlformats.org/drawingml/2006/wordprocessingDrawing" xmlns:w10="urn:schemas-microsoft-com:office:word" xmlns:w="http://schemas.openxmlformats.org/wordprocessingml/2006/main" xmlns:w14="http://schemas.microsoft.com/office/word/2010/wordml" xmlns:w15="http://schemas.microsoft.com/office/word/2012/wordml" xmlns:w16cex="http://schemas.microsoft.com/office/word/2018/wordml/cex" xmlns:w16cid="http://schemas.microsoft.com/office/word/2016/wordml/cid" xmlns:w16="http://schemas.microsoft.com/office/word/2018/wordml" xmlns:w16du="http://schemas.microsoft.com/office/word/2023/wordml/word16du" xmlns:w16sdtdh="http://schemas.microsoft.com/office/word/2020/wordml/sdtdatahash" xmlns:w16se="http://schemas.microsoft.com/office/word/2015/wordml/symex" xmlns:wpg="http://schemas.microsoft.com/office/word/2010/wordprocessingGroup" xmlns:wpi="http://schemas.microsoft.com/office/word/2010/wordprocessingInk" xmlns:wne="http://schemas.microsoft.com/office/word/2006/wordml" xmlns:wps="http://schemas.microsoft.com/office/word/2010/wordprocessingShape" mc:Ignorable="w14 w15 w16se w16cid w16 w16cex w16sdtdh w16du wp14">
+<w:footnotes xmlns:wpc="http://schemas.microsoft.com/office/word/2010/wordprocessingCanvas" xmlns:cx="http://schemas.microsoft.com/office/drawing/2014/chartex" xmlns:cx1="http://schemas.microsoft.com/office/drawing/2015/9/8/chartex" xmlns:cx2="http://schemas.microsoft.com/office/drawing/2015/10/21/chartex" xmlns:cx3="http://schemas.microsoft.com/office/drawing/2016/5/9/chartex" xmlns:cx4="http://schemas.microsoft.com/office/drawing/2016/5/10/chartex" xmlns:cx5="http://schemas.microsoft.com/office/drawing/2016/5/11/chartex" xmlns:cx6="http://schemas.microsoft.com/office/drawing/2016/5/12/chartex" xmlns:cx7="http://schemas.microsoft.com/office/drawing/2016/5/13/chartex" xmlns:cx8="http://schemas.microsoft.com/office/drawing/2016/5/14/chartex" xmlns:mc="http://schemas.openxmlformats.org/markup-compatibility/2006" xmlns:aink="http://schemas.microsoft.com/office/drawing/2016/ink" xmlns:am3d="http://schemas.microsoft.com/office/drawing/2017/model3d" xmlns:o="urn:schemas-microsoft-com:office:office" xmlns:oel="http://schemas.microsoft.com/office/2019/extlst" xmlns:r="http://schemas.openxmlformats.org/officeDocument/2006/relationships" xmlns:m="http://schemas.openxmlformats.org/officeDocument/2006/math" xmlns:v="urn:schemas-microsoft-com:vml" xmlns:wp14="http://schemas.microsoft.com/office/word/2010/wordprocessingDrawing" xmlns:wp="http://schemas.openxmlformats.org/drawingml/2006/wordprocessingDrawing" xmlns:w10="urn:schemas-microsoft-com:office:word" xmlns:w="http://schemas.openxmlformats.org/wordprocessingml/2006/main" xmlns:w14="http://schemas.microsoft.com/office/word/2010/wordml" xmlns:w15="http://schemas.microsoft.com/office/word/2012/wordml" xmlns:w16cex="http://schemas.microsoft.com/office/word/2018/wordml/cex" xmlns:w16cid="http://schemas.microsoft.com/office/word/2016/wordml/cid" xmlns:w16="http://schemas.microsoft.com/office/word/2018/wordml" xmlns:w16sdtdh="http://schemas.microsoft.com/office/word/2020/wordml/sdtdatahash" xmlns:w16se="http://schemas.microsoft.com/office/word/2015/wordml/symex" xmlns:wpg="http://schemas.microsoft.com/office/word/2010/wordprocessingGroup" xmlns:wpi="http://schemas.microsoft.com/office/word/2010/wordprocessingInk" xmlns:wne="http://schemas.microsoft.com/office/word/2006/wordml" xmlns:wps="http://schemas.microsoft.com/office/word/2010/wordprocessingShape" mc:Ignorable="w14 w15 w16se w16cid w16 w16cex w16sdtdh wp14">
   <w:footnote w:type="separator" w:id="-1">
     <w:p>
       <w:pPr>
@@ -1110,7 +1202,7 @@
 </file>
 
 <file path=word/numbering.xml><?xml version="1.0" encoding="utf-8"?>
-<w:numbering xmlns:wpc="http://schemas.microsoft.com/office/word/2010/wordprocessingCanvas" xmlns:cx="http://schemas.microsoft.com/office/drawing/2014/chartex" xmlns:cx1="http://schemas.microsoft.com/office/drawing/2015/9/8/chartex" xmlns:cx2="http://schemas.microsoft.com/office/drawing/2015/10/21/chartex" xmlns:cx3="http://schemas.microsoft.com/office/drawing/2016/5/9/chartex" xmlns:cx4="http://schemas.microsoft.com/office/drawing/2016/5/10/chartex" xmlns:cx5="http://schemas.microsoft.com/office/drawing/2016/5/11/chartex" xmlns:cx6="http://schemas.microsoft.com/office/drawing/2016/5/12/chartex" xmlns:cx7="http://schemas.microsoft.com/office/drawing/2016/5/13/chartex" xmlns:cx8="http://schemas.microsoft.com/office/drawing/2016/5/14/chartex" xmlns:mc="http://schemas.openxmlformats.org/markup-compatibility/2006" xmlns:aink="http://schemas.microsoft.com/office/drawing/2016/ink" xmlns:am3d="http://schemas.microsoft.com/office/drawing/2017/model3d" xmlns:o="urn:schemas-microsoft-com:office:office" xmlns:oel="http://schemas.microsoft.com/office/2019/extlst" xmlns:r="http://schemas.openxmlformats.org/officeDocument/2006/relationships" xmlns:m="http://schemas.openxmlformats.org/officeDocument/2006/math" xmlns:v="urn:schemas-microsoft-com:vml" xmlns:wp14="http://schemas.microsoft.com/office/word/2010/wordprocessingDrawing" xmlns:wp="http://schemas.openxmlformats.org/drawingml/2006/wordprocessingDrawing" xmlns:w10="urn:schemas-microsoft-com:office:word" xmlns:w="http://schemas.openxmlformats.org/wordprocessingml/2006/main" xmlns:w14="http://schemas.microsoft.com/office/word/2010/wordml" xmlns:w15="http://schemas.microsoft.com/office/word/2012/wordml" xmlns:w16cex="http://schemas.microsoft.com/office/word/2018/wordml/cex" xmlns:w16cid="http://schemas.microsoft.com/office/word/2016/wordml/cid" xmlns:w16="http://schemas.microsoft.com/office/word/2018/wordml" xmlns:w16du="http://schemas.microsoft.com/office/word/2023/wordml/word16du" xmlns:w16sdtdh="http://schemas.microsoft.com/office/word/2020/wordml/sdtdatahash" xmlns:w16se="http://schemas.microsoft.com/office/word/2015/wordml/symex" xmlns:wpg="http://schemas.microsoft.com/office/word/2010/wordprocessingGroup" xmlns:wpi="http://schemas.microsoft.com/office/word/2010/wordprocessingInk" xmlns:wne="http://schemas.microsoft.com/office/word/2006/wordml" xmlns:wps="http://schemas.microsoft.com/office/word/2010/wordprocessingShape" mc:Ignorable="w14 w15 w16se w16cid w16 w16cex w16sdtdh w16du wp14">
+<w:numbering xmlns:wpc="http://schemas.microsoft.com/office/word/2010/wordprocessingCanvas" xmlns:cx="http://schemas.microsoft.com/office/drawing/2014/chartex" xmlns:cx1="http://schemas.microsoft.com/office/drawing/2015/9/8/chartex" xmlns:cx2="http://schemas.microsoft.com/office/drawing/2015/10/21/chartex" xmlns:cx3="http://schemas.microsoft.com/office/drawing/2016/5/9/chartex" xmlns:cx4="http://schemas.microsoft.com/office/drawing/2016/5/10/chartex" xmlns:cx5="http://schemas.microsoft.com/office/drawing/2016/5/11/chartex" xmlns:cx6="http://schemas.microsoft.com/office/drawing/2016/5/12/chartex" xmlns:cx7="http://schemas.microsoft.com/office/drawing/2016/5/13/chartex" xmlns:cx8="http://schemas.microsoft.com/office/drawing/2016/5/14/chartex" xmlns:mc="http://schemas.openxmlformats.org/markup-compatibility/2006" xmlns:aink="http://schemas.microsoft.com/office/drawing/2016/ink" xmlns:am3d="http://schemas.microsoft.com/office/drawing/2017/model3d" xmlns:o="urn:schemas-microsoft-com:office:office" xmlns:oel="http://schemas.microsoft.com/office/2019/extlst" xmlns:r="http://schemas.openxmlformats.org/officeDocument/2006/relationships" xmlns:m="http://schemas.openxmlformats.org/officeDocument/2006/math" xmlns:v="urn:schemas-microsoft-com:vml" xmlns:wp14="http://schemas.microsoft.com/office/word/2010/wordprocessingDrawing" xmlns:wp="http://schemas.openxmlformats.org/drawingml/2006/wordprocessingDrawing" xmlns:w10="urn:schemas-microsoft-com:office:word" xmlns:w="http://schemas.openxmlformats.org/wordprocessingml/2006/main" xmlns:w14="http://schemas.microsoft.com/office/word/2010/wordml" xmlns:w15="http://schemas.microsoft.com/office/word/2012/wordml" xmlns:w16cex="http://schemas.microsoft.com/office/word/2018/wordml/cex" xmlns:w16cid="http://schemas.microsoft.com/office/word/2016/wordml/cid" xmlns:w16="http://schemas.microsoft.com/office/word/2018/wordml" xmlns:w16sdtdh="http://schemas.microsoft.com/office/word/2020/wordml/sdtdatahash" xmlns:w16se="http://schemas.microsoft.com/office/word/2015/wordml/symex" xmlns:wpg="http://schemas.microsoft.com/office/word/2010/wordprocessingGroup" xmlns:wpi="http://schemas.microsoft.com/office/word/2010/wordprocessingInk" xmlns:wne="http://schemas.microsoft.com/office/word/2006/wordml" xmlns:wps="http://schemas.microsoft.com/office/word/2010/wordprocessingShape" mc:Ignorable="w14 w15 w16se w16cid w16 w16cex w16sdtdh wp14">
   <w:abstractNum w:abstractNumId="0" w15:restartNumberingAfterBreak="0">
     <w:nsid w:val="248A6C4E"/>
     <w:multiLevelType w:val="hybridMultilevel"/>
@@ -1207,7 +1299,7 @@
 </file>
 
 <file path=word/styles.xml><?xml version="1.0" encoding="utf-8"?>
-<w:styles xmlns:mc="http://schemas.openxmlformats.org/markup-compatibility/2006" xmlns:r="http://schemas.openxmlformats.org/officeDocument/2006/relationships" xmlns:w="http://schemas.openxmlformats.org/wordprocessingml/2006/main" xmlns:w14="http://schemas.microsoft.com/office/word/2010/wordml" xmlns:w15="http://schemas.microsoft.com/office/word/2012/wordml" xmlns:w16cex="http://schemas.microsoft.com/office/word/2018/wordml/cex" xmlns:w16cid="http://schemas.microsoft.com/office/word/2016/wordml/cid" xmlns:w16="http://schemas.microsoft.com/office/word/2018/wordml" xmlns:w16du="http://schemas.microsoft.com/office/word/2023/wordml/word16du" xmlns:w16sdtdh="http://schemas.microsoft.com/office/word/2020/wordml/sdtdatahash" xmlns:w16se="http://schemas.microsoft.com/office/word/2015/wordml/symex" mc:Ignorable="w14 w15 w16se w16cid w16 w16cex w16sdtdh w16du">
+<w:styles xmlns:mc="http://schemas.openxmlformats.org/markup-compatibility/2006" xmlns:r="http://schemas.openxmlformats.org/officeDocument/2006/relationships" xmlns:w="http://schemas.openxmlformats.org/wordprocessingml/2006/main" xmlns:w14="http://schemas.microsoft.com/office/word/2010/wordml" xmlns:w15="http://schemas.microsoft.com/office/word/2012/wordml" xmlns:w16cex="http://schemas.microsoft.com/office/word/2018/wordml/cex" xmlns:w16cid="http://schemas.microsoft.com/office/word/2016/wordml/cid" xmlns:w16="http://schemas.microsoft.com/office/word/2018/wordml" xmlns:w16sdtdh="http://schemas.microsoft.com/office/word/2020/wordml/sdtdatahash" xmlns:w16se="http://schemas.microsoft.com/office/word/2015/wordml/symex" mc:Ignorable="w14 w15 w16se w16cid w16 w16cex w16sdtdh">
   <w:docDefaults>
     <w:rPrDefault>
       <w:rPr>
